--- a/backend/template/NTT_DATA_Master_Templates_de.docx
+++ b/backend/template/NTT_DATA_Master_Templates_de.docx
@@ -85,13 +85,8 @@
             </w:pPr>
             <w:proofErr w:type="gramStart"/>
             <w:r>
-              <w:t xml:space="preserve">{{ </w:t>
-            </w:r>
-            <w:proofErr w:type="spellStart"/>
-            <w:r>
-              <w:t>fullName</w:t>
-            </w:r>
-            <w:proofErr w:type="spellEnd"/>
+              <w:t>{{ fullName</w:t>
+            </w:r>
             <w:proofErr w:type="gramEnd"/>
             <w:r>
               <w:t xml:space="preserve"> }}</w:t>
@@ -106,11 +101,9 @@
             <w:r>
               <w:t xml:space="preserve">{{ </w:t>
             </w:r>
-            <w:proofErr w:type="spellStart"/>
             <w:r>
               <w:t>jobTitle</w:t>
             </w:r>
-            <w:proofErr w:type="spellEnd"/>
             <w:proofErr w:type="gramEnd"/>
             <w:r>
               <w:t xml:space="preserve"> </w:t>
@@ -303,43 +296,34 @@
             <w:pPr>
               <w:pStyle w:val="Heading2"/>
               <w:spacing w:before="0" w:after="0" w:line="240" w:lineRule="auto"/>
+              <w:rPr>
+                <w:lang w:val="de-DE"/>
+              </w:rPr>
             </w:pPr>
-            <w:proofErr w:type="spellStart"/>
-            <w:r>
+            <w:r>
+              <w:rPr>
+                <w:lang w:val="de-DE"/>
+              </w:rPr>
               <w:t>Prof</w:t>
             </w:r>
             <w:r>
-              <w:t>essionelle</w:t>
-            </w:r>
-            <w:proofErr w:type="spellEnd"/>
-            <w:r>
-              <w:t xml:space="preserve"> </w:t>
-            </w:r>
-            <w:proofErr w:type="spellStart"/>
-            <w:r>
-              <w:t>Zusammenfassung</w:t>
-            </w:r>
-            <w:proofErr w:type="spellEnd"/>
+              <w:rPr>
+                <w:lang w:val="de-DE"/>
+              </w:rPr>
+              <w:t>essionelle Zusammenfassung</w:t>
+            </w:r>
           </w:p>
           <w:p>
-            <w:r>
-              <w:t xml:space="preserve">{%p for </w:t>
-            </w:r>
-            <w:proofErr w:type="spellStart"/>
-            <w:r>
-              <w:t>profSummary</w:t>
-            </w:r>
-            <w:proofErr w:type="spellEnd"/>
-            <w:r>
-              <w:t xml:space="preserve"> in </w:t>
-            </w:r>
-            <w:proofErr w:type="spellStart"/>
-            <w:r>
-              <w:t>professionalSummary</w:t>
-            </w:r>
-            <w:proofErr w:type="spellEnd"/>
-            <w:r>
-              <w:t xml:space="preserve"> %}</w:t>
+            <w:pPr>
+              <w:rPr>
+                <w:lang w:val="de-DE"/>
+              </w:rPr>
+            </w:pPr>
+            <w:r>
+              <w:rPr>
+                <w:lang w:val="de-DE"/>
+              </w:rPr>
+              <w:t>{%p for profSummary in professionalSummary %}</w:t>
             </w:r>
           </w:p>
           <w:p>
@@ -363,18 +347,8 @@
                 <w:sz w:val="22"/>
                 <w:szCs w:val="22"/>
               </w:rPr>
-              <w:t xml:space="preserve">{{ </w:t>
-            </w:r>
-            <w:proofErr w:type="spellStart"/>
-            <w:r>
-              <w:rPr>
-                <w:rFonts w:ascii="Arial" w:hAnsi="Arial" w:cs="Arial"/>
-                <w:sz w:val="22"/>
-                <w:szCs w:val="22"/>
-              </w:rPr>
-              <w:t>profSummary</w:t>
-            </w:r>
-            <w:proofErr w:type="spellEnd"/>
+              <w:t>{{ profSummary</w:t>
+            </w:r>
             <w:proofErr w:type="gramEnd"/>
             <w:r>
               <w:rPr>
@@ -402,7 +376,6 @@
               </w:rPr>
               <w:t xml:space="preserve">{%p </w:t>
             </w:r>
-            <w:proofErr w:type="spellStart"/>
             <w:proofErr w:type="gramStart"/>
             <w:r>
               <w:rPr>
@@ -410,18 +383,88 @@
                 <w:sz w:val="22"/>
                 <w:szCs w:val="22"/>
               </w:rPr>
-              <w:t>endfor</w:t>
-            </w:r>
-            <w:proofErr w:type="spellEnd"/>
-            <w:r>
+              <w:t>endfor %}</w:t>
+            </w:r>
+            <w:proofErr w:type="gramEnd"/>
+          </w:p>
+          <w:p>
+            <w:pPr>
+              <w:spacing w:before="120" w:after="120" w:line="240" w:lineRule="auto"/>
               <w:rPr>
                 <w:rFonts w:ascii="Arial" w:hAnsi="Arial" w:cs="Arial"/>
                 <w:sz w:val="22"/>
                 <w:szCs w:val="22"/>
               </w:rPr>
-              <w:t xml:space="preserve"> %}</w:t>
-            </w:r>
-            <w:proofErr w:type="gramEnd"/>
+            </w:pPr>
+            <w:r>
+              <w:rPr>
+                <w:noProof/>
+              </w:rPr>
+              <mc:AlternateContent>
+                <mc:Choice Requires="wps">
+                  <w:drawing>
+                    <wp:anchor distT="0" distB="0" distL="114300" distR="114300" simplePos="0" relativeHeight="251663360" behindDoc="0" locked="0" layoutInCell="1" allowOverlap="1" wp14:anchorId="407B5CA2" wp14:editId="1AA96142">
+                      <wp:simplePos x="0" y="0"/>
+                      <wp:positionH relativeFrom="column">
+                        <wp:posOffset>0</wp:posOffset>
+                      </wp:positionH>
+                      <wp:positionV relativeFrom="paragraph">
+                        <wp:posOffset>209608</wp:posOffset>
+                      </wp:positionV>
+                      <wp:extent cx="12872085" cy="6985"/>
+                      <wp:effectExtent l="0" t="0" r="24765" b="31115"/>
+                      <wp:wrapNone/>
+                      <wp:docPr id="278932411" name="Straight Connector 2"/>
+                      <wp:cNvGraphicFramePr/>
+                      <a:graphic xmlns:a="http://schemas.openxmlformats.org/drawingml/2006/main">
+                        <a:graphicData uri="http://schemas.microsoft.com/office/word/2010/wordprocessingShape">
+                          <wps:wsp>
+                            <wps:cNvCnPr/>
+                            <wps:spPr>
+                              <a:xfrm flipV="1">
+                                <a:off x="0" y="0"/>
+                                <a:ext cx="12872085" cy="6985"/>
+                              </a:xfrm>
+                              <a:prstGeom prst="line">
+                                <a:avLst/>
+                              </a:prstGeom>
+                            </wps:spPr>
+                            <wps:style>
+                              <a:lnRef idx="1">
+                                <a:schemeClr val="dk1"/>
+                              </a:lnRef>
+                              <a:fillRef idx="0">
+                                <a:schemeClr val="dk1"/>
+                              </a:fillRef>
+                              <a:effectRef idx="0">
+                                <a:schemeClr val="dk1"/>
+                              </a:effectRef>
+                              <a:fontRef idx="minor">
+                                <a:schemeClr val="tx1"/>
+                              </a:fontRef>
+                            </wps:style>
+                            <wps:bodyPr/>
+                          </wps:wsp>
+                        </a:graphicData>
+                      </a:graphic>
+                      <wp14:sizeRelH relativeFrom="margin">
+                        <wp14:pctWidth>0</wp14:pctWidth>
+                      </wp14:sizeRelH>
+                      <wp14:sizeRelV relativeFrom="margin">
+                        <wp14:pctHeight>0</wp14:pctHeight>
+                      </wp14:sizeRelV>
+                    </wp:anchor>
+                  </w:drawing>
+                </mc:Choice>
+                <mc:Fallback>
+                  <w:pict>
+                    <v:line w14:anchorId="51A25891" id="Straight Connector 2" o:spid="_x0000_s1026" style="position:absolute;flip:y;z-index:251663360;visibility:visible;mso-wrap-style:square;mso-width-percent:0;mso-height-percent:0;mso-wrap-distance-left:9pt;mso-wrap-distance-top:0;mso-wrap-distance-right:9pt;mso-wrap-distance-bottom:0;mso-position-horizontal:absolute;mso-position-horizontal-relative:text;mso-position-vertical:absolute;mso-position-vertical-relative:text;mso-width-percent:0;mso-height-percent:0;mso-width-relative:margin;mso-height-relative:margin" from="0,16.5pt" to="1013.55pt,17.05pt" o:gfxdata="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" strokecolor="black [3200]" strokeweight=".5pt">
+                      <v:stroke joinstyle="miter"/>
+                    </v:line>
+                  </w:pict>
+                </mc:Fallback>
+              </mc:AlternateContent>
+            </w:r>
           </w:p>
           <w:p>
             <w:pPr>
@@ -457,38 +500,20 @@
                     <w:framePr w:hSpace="180" w:wrap="around" w:hAnchor="margin" w:y="435"/>
                     <w:spacing w:before="0" w:after="0" w:line="240" w:lineRule="auto"/>
                   </w:pPr>
-                  <w:proofErr w:type="spellStart"/>
                   <w:r>
-                    <w:t>Primäre</w:t>
+                    <w:t>Primäre Fähigkeiten</w:t>
                   </w:r>
-                  <w:proofErr w:type="spellEnd"/>
-                  <w:r>
-                    <w:t xml:space="preserve"> </w:t>
-                  </w:r>
-                  <w:proofErr w:type="spellStart"/>
-                  <w:r>
-                    <w:t>Fähigkeiten</w:t>
-                  </w:r>
-                  <w:proofErr w:type="spellEnd"/>
                 </w:p>
                 <w:p>
                   <w:pPr>
                     <w:framePr w:hSpace="180" w:wrap="around" w:hAnchor="margin" w:y="435"/>
                   </w:pPr>
                   <w:r>
-                    <w:t xml:space="preserve">{%p for skill in </w:t>
-                  </w:r>
-                  <w:proofErr w:type="spellStart"/>
-                  <w:r>
-                    <w:t>technicalSkills.</w:t>
+                    <w:t>{%p for skill in technicalSkills.</w:t>
                   </w:r>
                   <w:proofErr w:type="gramStart"/>
                   <w:r>
-                    <w:t>primary</w:t>
-                  </w:r>
-                  <w:proofErr w:type="spellEnd"/>
-                  <w:r>
-                    <w:t>%}</w:t>
+                    <w:t>primary%}</w:t>
                   </w:r>
                   <w:proofErr w:type="gramEnd"/>
                 </w:p>
@@ -503,11 +528,7 @@
                   </w:pPr>
                   <w:proofErr w:type="gramStart"/>
                   <w:r>
-                    <w:t xml:space="preserve">{{ </w:t>
-                  </w:r>
-                  <w:proofErr w:type="spellStart"/>
-                  <w:r>
-                    <w:t>skill</w:t>
+                    <w:t>{{ skill</w:t>
                   </w:r>
                   <w:proofErr w:type="gramEnd"/>
                   <w:r>
@@ -515,11 +536,7 @@
                   </w:r>
                   <w:proofErr w:type="gramStart"/>
                   <w:r>
-                    <w:t>skillName</w:t>
-                  </w:r>
-                  <w:proofErr w:type="spellEnd"/>
-                  <w:r>
-                    <w:t xml:space="preserve"> }</w:t>
+                    <w:t>skillName }</w:t>
                   </w:r>
                   <w:proofErr w:type="gramEnd"/>
                   <w:r>
@@ -533,14 +550,9 @@
                   <w:r>
                     <w:t xml:space="preserve">{%p </w:t>
                   </w:r>
-                  <w:proofErr w:type="spellStart"/>
                   <w:proofErr w:type="gramStart"/>
                   <w:r>
-                    <w:t>endfor</w:t>
-                  </w:r>
-                  <w:proofErr w:type="spellEnd"/>
-                  <w:r>
-                    <w:t xml:space="preserve"> %}</w:t>
+                    <w:t>endfor %}</w:t>
                   </w:r>
                   <w:proofErr w:type="gramEnd"/>
                 </w:p>
@@ -550,38 +562,20 @@
                     <w:framePr w:hSpace="180" w:wrap="around" w:hAnchor="margin" w:y="435"/>
                     <w:spacing w:before="0" w:after="0" w:line="240" w:lineRule="auto"/>
                   </w:pPr>
-                  <w:proofErr w:type="spellStart"/>
                   <w:r>
-                    <w:t>Sekundäre</w:t>
+                    <w:t>Sekundäre Fähigkeiten</w:t>
                   </w:r>
-                  <w:proofErr w:type="spellEnd"/>
-                  <w:r>
-                    <w:t xml:space="preserve"> </w:t>
-                  </w:r>
-                  <w:proofErr w:type="spellStart"/>
-                  <w:r>
-                    <w:t>Fähigkeiten</w:t>
-                  </w:r>
-                  <w:proofErr w:type="spellEnd"/>
                 </w:p>
                 <w:p>
                   <w:pPr>
                     <w:framePr w:hSpace="180" w:wrap="around" w:hAnchor="margin" w:y="435"/>
                   </w:pPr>
                   <w:r>
-                    <w:t xml:space="preserve">{%p for skill in </w:t>
-                  </w:r>
-                  <w:proofErr w:type="spellStart"/>
-                  <w:r>
-                    <w:t>technicalSkills.</w:t>
+                    <w:t>{%p for skill in technicalSkills.</w:t>
                   </w:r>
                   <w:proofErr w:type="gramStart"/>
                   <w:r>
-                    <w:t>secondary</w:t>
-                  </w:r>
-                  <w:proofErr w:type="spellEnd"/>
-                  <w:r>
-                    <w:t>%}</w:t>
+                    <w:t>secondary%}</w:t>
                   </w:r>
                   <w:proofErr w:type="gramEnd"/>
                 </w:p>
@@ -596,11 +590,7 @@
                   </w:pPr>
                   <w:proofErr w:type="gramStart"/>
                   <w:r>
-                    <w:t xml:space="preserve">{{ </w:t>
-                  </w:r>
-                  <w:proofErr w:type="spellStart"/>
-                  <w:r>
-                    <w:t>skill</w:t>
+                    <w:t>{{ skill</w:t>
                   </w:r>
                   <w:proofErr w:type="gramEnd"/>
                   <w:r>
@@ -608,11 +598,7 @@
                   </w:r>
                   <w:proofErr w:type="gramStart"/>
                   <w:r>
-                    <w:t>skillName</w:t>
-                  </w:r>
-                  <w:proofErr w:type="spellEnd"/>
-                  <w:r>
-                    <w:t xml:space="preserve"> }</w:t>
+                    <w:t>skillName }</w:t>
                   </w:r>
                   <w:proofErr w:type="gramEnd"/>
                   <w:r>
@@ -626,14 +612,9 @@
                   <w:r>
                     <w:t xml:space="preserve">{%p </w:t>
                   </w:r>
-                  <w:proofErr w:type="spellStart"/>
                   <w:proofErr w:type="gramStart"/>
                   <w:r>
-                    <w:t>endfor</w:t>
-                  </w:r>
-                  <w:proofErr w:type="spellEnd"/>
-                  <w:r>
-                    <w:t xml:space="preserve"> %}</w:t>
+                    <w:t>endfor %}</w:t>
                   </w:r>
                   <w:proofErr w:type="gramEnd"/>
                 </w:p>
@@ -641,6 +622,75 @@
                   <w:pPr>
                     <w:framePr w:hSpace="180" w:wrap="around" w:hAnchor="margin" w:y="435"/>
                   </w:pPr>
+                  <w:r>
+                    <w:rPr>
+                      <w:noProof/>
+                    </w:rPr>
+                    <mc:AlternateContent>
+                      <mc:Choice Requires="wps">
+                        <w:drawing>
+                          <wp:anchor distT="0" distB="0" distL="114300" distR="114300" simplePos="0" relativeHeight="251665408" behindDoc="0" locked="0" layoutInCell="1" allowOverlap="1" wp14:anchorId="26856141" wp14:editId="588415E7">
+                            <wp:simplePos x="0" y="0"/>
+                            <wp:positionH relativeFrom="column">
+                              <wp:posOffset>0</wp:posOffset>
+                            </wp:positionH>
+                            <wp:positionV relativeFrom="paragraph">
+                              <wp:posOffset>136987</wp:posOffset>
+                            </wp:positionV>
+                            <wp:extent cx="12872484" cy="7089"/>
+                            <wp:effectExtent l="0" t="0" r="24765" b="31115"/>
+                            <wp:wrapNone/>
+                            <wp:docPr id="1432339006" name="Straight Connector 2"/>
+                            <wp:cNvGraphicFramePr/>
+                            <a:graphic xmlns:a="http://schemas.openxmlformats.org/drawingml/2006/main">
+                              <a:graphicData uri="http://schemas.microsoft.com/office/word/2010/wordprocessingShape">
+                                <wps:wsp>
+                                  <wps:cNvCnPr/>
+                                  <wps:spPr>
+                                    <a:xfrm flipV="1">
+                                      <a:off x="0" y="0"/>
+                                      <a:ext cx="12872484" cy="7089"/>
+                                    </a:xfrm>
+                                    <a:prstGeom prst="line">
+                                      <a:avLst/>
+                                    </a:prstGeom>
+                                  </wps:spPr>
+                                  <wps:style>
+                                    <a:lnRef idx="1">
+                                      <a:schemeClr val="dk1"/>
+                                    </a:lnRef>
+                                    <a:fillRef idx="0">
+                                      <a:schemeClr val="dk1"/>
+                                    </a:fillRef>
+                                    <a:effectRef idx="0">
+                                      <a:schemeClr val="dk1"/>
+                                    </a:effectRef>
+                                    <a:fontRef idx="minor">
+                                      <a:schemeClr val="tx1"/>
+                                    </a:fontRef>
+                                  </wps:style>
+                                  <wps:bodyPr/>
+                                </wps:wsp>
+                              </a:graphicData>
+                            </a:graphic>
+                            <wp14:sizeRelH relativeFrom="margin">
+                              <wp14:pctWidth>0</wp14:pctWidth>
+                            </wp14:sizeRelH>
+                            <wp14:sizeRelV relativeFrom="margin">
+                              <wp14:pctHeight>0</wp14:pctHeight>
+                            </wp14:sizeRelV>
+                          </wp:anchor>
+                        </w:drawing>
+                      </mc:Choice>
+                      <mc:Fallback>
+                        <w:pict>
+                          <v:line w14:anchorId="741E342D" id="Straight Connector 2" o:spid="_x0000_s1026" style="position:absolute;flip:y;z-index:251665408;visibility:visible;mso-wrap-style:square;mso-width-percent:0;mso-height-percent:0;mso-wrap-distance-left:9pt;mso-wrap-distance-top:0;mso-wrap-distance-right:9pt;mso-wrap-distance-bottom:0;mso-position-horizontal:absolute;mso-position-horizontal-relative:text;mso-position-vertical:absolute;mso-position-vertical-relative:text;mso-width-percent:0;mso-height-percent:0;mso-width-relative:margin;mso-height-relative:margin" from="0,10.8pt" to="1013.6pt,11.35pt" o:gfxdata="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" strokecolor="black [3200]" strokeweight=".5pt">
+                            <v:stroke joinstyle="miter"/>
+                          </v:line>
+                        </w:pict>
+                      </mc:Fallback>
+                    </mc:AlternateContent>
+                  </w:r>
                 </w:p>
               </w:tc>
             </w:tr>
@@ -660,12 +710,11 @@
               <w:pStyle w:val="Heading2"/>
               <w:spacing w:before="0" w:after="0" w:line="240" w:lineRule="auto"/>
             </w:pPr>
-            <w:proofErr w:type="spellStart"/>
             <w:r>
               <w:t>Berufserfahrung</w:t>
             </w:r>
-            <w:proofErr w:type="spellEnd"/>
           </w:p>
+          <w:p/>
           <w:p>
             <w:r>
               <w:t xml:space="preserve">{%p for exp in </w:t>
@@ -689,11 +738,7 @@
             </w:r>
             <w:proofErr w:type="gramStart"/>
             <w:r>
-              <w:t xml:space="preserve">{{ </w:t>
-            </w:r>
-            <w:proofErr w:type="spellStart"/>
-            <w:r>
-              <w:t>exp</w:t>
+              <w:t>{{ exp</w:t>
             </w:r>
             <w:proofErr w:type="gramEnd"/>
             <w:r>
@@ -701,11 +746,7 @@
             </w:r>
             <w:proofErr w:type="gramStart"/>
             <w:r>
-              <w:t>company</w:t>
-            </w:r>
-            <w:proofErr w:type="spellEnd"/>
-            <w:r>
-              <w:t xml:space="preserve"> }</w:t>
+              <w:t>company }</w:t>
             </w:r>
             <w:proofErr w:type="gramEnd"/>
             <w:r>
@@ -713,11 +754,7 @@
             </w:r>
             <w:proofErr w:type="gramStart"/>
             <w:r>
-              <w:t xml:space="preserve">   {{ </w:t>
-            </w:r>
-            <w:proofErr w:type="spellStart"/>
-            <w:r>
-              <w:t>exp</w:t>
+              <w:t xml:space="preserve">   {{ exp</w:t>
             </w:r>
             <w:proofErr w:type="gramEnd"/>
             <w:r>
@@ -725,11 +762,7 @@
             </w:r>
             <w:proofErr w:type="gramStart"/>
             <w:r>
-              <w:t>startDate</w:t>
-            </w:r>
-            <w:proofErr w:type="spellEnd"/>
-            <w:r>
-              <w:t xml:space="preserve"> }</w:t>
+              <w:t>startDate }</w:t>
             </w:r>
             <w:proofErr w:type="gramEnd"/>
             <w:r>
@@ -737,11 +770,7 @@
             </w:r>
             <w:proofErr w:type="gramStart"/>
             <w:r>
-              <w:t xml:space="preserve">{{ </w:t>
-            </w:r>
-            <w:proofErr w:type="spellStart"/>
-            <w:r>
-              <w:t>exp</w:t>
+              <w:t>{{ exp</w:t>
             </w:r>
             <w:proofErr w:type="gramEnd"/>
             <w:r>
@@ -749,11 +778,7 @@
             </w:r>
             <w:proofErr w:type="gramStart"/>
             <w:r>
-              <w:t>endDate</w:t>
-            </w:r>
-            <w:proofErr w:type="spellEnd"/>
-            <w:r>
-              <w:t xml:space="preserve"> }</w:t>
+              <w:t>endDate }</w:t>
             </w:r>
             <w:proofErr w:type="gramEnd"/>
             <w:r>
@@ -773,11 +798,7 @@
             </w:r>
             <w:proofErr w:type="gramStart"/>
             <w:r>
-              <w:t xml:space="preserve">{{ </w:t>
-            </w:r>
-            <w:proofErr w:type="spellStart"/>
-            <w:r>
-              <w:t>exp</w:t>
+              <w:t>{{ exp</w:t>
             </w:r>
             <w:proofErr w:type="gramEnd"/>
             <w:r>
@@ -785,11 +806,7 @@
             </w:r>
             <w:proofErr w:type="gramStart"/>
             <w:r>
-              <w:t>title</w:t>
-            </w:r>
-            <w:proofErr w:type="spellEnd"/>
-            <w:r>
-              <w:t xml:space="preserve"> }</w:t>
+              <w:t>title }</w:t>
             </w:r>
             <w:proofErr w:type="gramEnd"/>
             <w:r>
@@ -802,6 +819,7 @@
                 <w:b/>
                 <w:bCs/>
               </w:rPr>
+              <w:lastRenderedPageBreak/>
               <w:t>Client</w:t>
             </w:r>
             <w:r>
@@ -809,11 +827,7 @@
             </w:r>
             <w:proofErr w:type="gramStart"/>
             <w:r>
-              <w:t xml:space="preserve">{{ </w:t>
-            </w:r>
-            <w:proofErr w:type="spellStart"/>
-            <w:r>
-              <w:t>exp</w:t>
+              <w:t>{{ exp</w:t>
             </w:r>
             <w:proofErr w:type="gramEnd"/>
             <w:r>
@@ -821,11 +835,7 @@
             </w:r>
             <w:proofErr w:type="gramStart"/>
             <w:r>
-              <w:t>clients</w:t>
-            </w:r>
-            <w:proofErr w:type="spellEnd"/>
-            <w:r>
-              <w:t xml:space="preserve"> }</w:t>
+              <w:t>clients }</w:t>
             </w:r>
             <w:proofErr w:type="gramEnd"/>
             <w:r>
@@ -845,11 +855,7 @@
             </w:r>
             <w:proofErr w:type="gramStart"/>
             <w:r>
-              <w:t xml:space="preserve">{{ </w:t>
-            </w:r>
-            <w:proofErr w:type="spellStart"/>
-            <w:r>
-              <w:t>exp</w:t>
+              <w:t>{{ exp</w:t>
             </w:r>
             <w:proofErr w:type="gramEnd"/>
             <w:r>
@@ -857,11 +863,7 @@
             </w:r>
             <w:proofErr w:type="gramStart"/>
             <w:r>
-              <w:t>projectName</w:t>
-            </w:r>
-            <w:proofErr w:type="spellEnd"/>
-            <w:r>
-              <w:t xml:space="preserve"> }</w:t>
+              <w:t>projectName }</w:t>
             </w:r>
             <w:proofErr w:type="gramEnd"/>
             <w:r>
@@ -881,11 +883,7 @@
             </w:r>
             <w:proofErr w:type="gramStart"/>
             <w:r>
-              <w:t xml:space="preserve">{{ </w:t>
-            </w:r>
-            <w:proofErr w:type="spellStart"/>
-            <w:r>
-              <w:t>exp</w:t>
+              <w:t>{{ exp</w:t>
             </w:r>
             <w:proofErr w:type="gramEnd"/>
             <w:r>
@@ -893,11 +891,7 @@
             </w:r>
             <w:proofErr w:type="gramStart"/>
             <w:r>
-              <w:t>projectDescription</w:t>
-            </w:r>
-            <w:proofErr w:type="spellEnd"/>
-            <w:r>
-              <w:t xml:space="preserve"> }</w:t>
+              <w:t>projectDescription }</w:t>
             </w:r>
             <w:proofErr w:type="gramEnd"/>
             <w:r>
@@ -920,7 +914,6 @@
             <w:r>
               <w:t xml:space="preserve">{%p for item in </w:t>
             </w:r>
-            <w:proofErr w:type="spellStart"/>
             <w:proofErr w:type="gramStart"/>
             <w:r>
               <w:t>exp.</w:t>
@@ -928,7 +921,6 @@
             <w:r>
               <w:t>achievements</w:t>
             </w:r>
-            <w:proofErr w:type="spellEnd"/>
             <w:proofErr w:type="gramEnd"/>
             <w:r>
               <w:t xml:space="preserve"> %}</w:t>
@@ -955,14 +947,9 @@
             <w:r>
               <w:t xml:space="preserve">{%p </w:t>
             </w:r>
-            <w:proofErr w:type="spellStart"/>
             <w:proofErr w:type="gramStart"/>
             <w:r>
-              <w:t>endfor</w:t>
-            </w:r>
-            <w:proofErr w:type="spellEnd"/>
-            <w:r>
-              <w:t xml:space="preserve"> %}</w:t>
+              <w:t>endfor %}</w:t>
             </w:r>
             <w:proofErr w:type="gramEnd"/>
           </w:p>
@@ -971,29 +958,93 @@
             <w:r>
               <w:t xml:space="preserve">{%p </w:t>
             </w:r>
-            <w:proofErr w:type="spellStart"/>
             <w:proofErr w:type="gramStart"/>
             <w:r>
-              <w:t>endfor</w:t>
-            </w:r>
-            <w:proofErr w:type="spellEnd"/>
-            <w:r>
-              <w:t xml:space="preserve"> %}</w:t>
+              <w:t>endfor %}</w:t>
             </w:r>
             <w:proofErr w:type="gramEnd"/>
           </w:p>
-          <w:p/>
+          <w:p>
+            <w:r>
+              <w:rPr>
+                <w:noProof/>
+              </w:rPr>
+              <mc:AlternateContent>
+                <mc:Choice Requires="wps">
+                  <w:drawing>
+                    <wp:anchor distT="0" distB="0" distL="114300" distR="114300" simplePos="0" relativeHeight="251667456" behindDoc="0" locked="0" layoutInCell="1" allowOverlap="1" wp14:anchorId="109BBB48" wp14:editId="468794C9">
+                      <wp:simplePos x="0" y="0"/>
+                      <wp:positionH relativeFrom="column">
+                        <wp:posOffset>0</wp:posOffset>
+                      </wp:positionH>
+                      <wp:positionV relativeFrom="paragraph">
+                        <wp:posOffset>67887</wp:posOffset>
+                      </wp:positionV>
+                      <wp:extent cx="12872484" cy="7089"/>
+                      <wp:effectExtent l="0" t="0" r="24765" b="31115"/>
+                      <wp:wrapNone/>
+                      <wp:docPr id="887765250" name="Straight Connector 2"/>
+                      <wp:cNvGraphicFramePr/>
+                      <a:graphic xmlns:a="http://schemas.openxmlformats.org/drawingml/2006/main">
+                        <a:graphicData uri="http://schemas.microsoft.com/office/word/2010/wordprocessingShape">
+                          <wps:wsp>
+                            <wps:cNvCnPr/>
+                            <wps:spPr>
+                              <a:xfrm flipV="1">
+                                <a:off x="0" y="0"/>
+                                <a:ext cx="12872484" cy="7089"/>
+                              </a:xfrm>
+                              <a:prstGeom prst="line">
+                                <a:avLst/>
+                              </a:prstGeom>
+                            </wps:spPr>
+                            <wps:style>
+                              <a:lnRef idx="1">
+                                <a:schemeClr val="dk1"/>
+                              </a:lnRef>
+                              <a:fillRef idx="0">
+                                <a:schemeClr val="dk1"/>
+                              </a:fillRef>
+                              <a:effectRef idx="0">
+                                <a:schemeClr val="dk1"/>
+                              </a:effectRef>
+                              <a:fontRef idx="minor">
+                                <a:schemeClr val="tx1"/>
+                              </a:fontRef>
+                            </wps:style>
+                            <wps:bodyPr/>
+                          </wps:wsp>
+                        </a:graphicData>
+                      </a:graphic>
+                      <wp14:sizeRelH relativeFrom="margin">
+                        <wp14:pctWidth>0</wp14:pctWidth>
+                      </wp14:sizeRelH>
+                      <wp14:sizeRelV relativeFrom="margin">
+                        <wp14:pctHeight>0</wp14:pctHeight>
+                      </wp14:sizeRelV>
+                    </wp:anchor>
+                  </w:drawing>
+                </mc:Choice>
+                <mc:Fallback>
+                  <w:pict>
+                    <v:line w14:anchorId="6204FADD" id="Straight Connector 2" o:spid="_x0000_s1026" style="position:absolute;flip:y;z-index:251667456;visibility:visible;mso-wrap-style:square;mso-width-percent:0;mso-height-percent:0;mso-wrap-distance-left:9pt;mso-wrap-distance-top:0;mso-wrap-distance-right:9pt;mso-wrap-distance-bottom:0;mso-position-horizontal:absolute;mso-position-horizontal-relative:text;mso-position-vertical:absolute;mso-position-vertical-relative:text;mso-width-percent:0;mso-height-percent:0;mso-width-relative:margin;mso-height-relative:margin" from="0,5.35pt" to="1013.6pt,5.9pt" o:gfxdata="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" strokecolor="black [3200]" strokeweight=".5pt">
+                      <v:stroke joinstyle="miter"/>
+                    </v:line>
+                  </w:pict>
+                </mc:Fallback>
+              </mc:AlternateContent>
+            </w:r>
+          </w:p>
           <w:p>
             <w:pPr>
               <w:pStyle w:val="Heading2"/>
               <w:spacing w:before="0" w:after="0" w:line="240" w:lineRule="auto"/>
             </w:pPr>
-            <w:proofErr w:type="spellStart"/>
             <w:r>
               <w:t>Ausbildung</w:t>
             </w:r>
-            <w:proofErr w:type="spellEnd"/>
           </w:p>
+          <w:p/>
           <w:p>
             <w:r>
               <w:t xml:space="preserve">{%p for education in </w:t>
@@ -1042,7 +1093,6 @@
             <w:r>
               <w:t xml:space="preserve">{{ </w:t>
             </w:r>
-            <w:proofErr w:type="spellStart"/>
             <w:r>
               <w:t>education</w:t>
             </w:r>
@@ -1052,44 +1102,35 @@
             </w:r>
             <w:proofErr w:type="gramStart"/>
             <w:r>
-              <w:t>degree</w:t>
-            </w:r>
-            <w:proofErr w:type="spellEnd"/>
+              <w:t xml:space="preserve">degree </w:t>
+            </w:r>
+            <w:r>
+              <w:t xml:space="preserve"> }</w:t>
+            </w:r>
+            <w:proofErr w:type="gramEnd"/>
+            <w:r>
+              <w:t xml:space="preserve">} </w:t>
+            </w:r>
+            <w:proofErr w:type="gramStart"/>
+            <w:r>
+              <w:t>|</w:t>
+            </w:r>
             <w:r>
               <w:t xml:space="preserve"> </w:t>
             </w:r>
             <w:r>
-              <w:t xml:space="preserve"> }</w:t>
+              <w:t xml:space="preserve"> {{ </w:t>
+            </w:r>
+            <w:r>
+              <w:t>education</w:t>
             </w:r>
             <w:proofErr w:type="gramEnd"/>
             <w:r>
-              <w:t xml:space="preserve">} </w:t>
+              <w:t>.</w:t>
             </w:r>
             <w:proofErr w:type="gramStart"/>
             <w:r>
-              <w:t>|</w:t>
-            </w:r>
-            <w:r>
-              <w:t xml:space="preserve"> </w:t>
-            </w:r>
-            <w:r>
-              <w:t xml:space="preserve"> {{ </w:t>
-            </w:r>
-            <w:proofErr w:type="spellStart"/>
-            <w:r>
-              <w:t>education</w:t>
-            </w:r>
-            <w:proofErr w:type="gramEnd"/>
-            <w:r>
-              <w:t>.</w:t>
-            </w:r>
-            <w:proofErr w:type="gramStart"/>
-            <w:r>
-              <w:t>field</w:t>
-            </w:r>
-            <w:proofErr w:type="spellEnd"/>
-            <w:r>
-              <w:t xml:space="preserve"> }</w:t>
+              <w:t>field }</w:t>
             </w:r>
             <w:proofErr w:type="gramEnd"/>
             <w:r>
@@ -1100,14 +1141,9 @@
             <w:r>
               <w:t xml:space="preserve">{%p </w:t>
             </w:r>
-            <w:proofErr w:type="spellStart"/>
             <w:proofErr w:type="gramStart"/>
             <w:r>
-              <w:t>endfor</w:t>
-            </w:r>
-            <w:proofErr w:type="spellEnd"/>
-            <w:r>
-              <w:t xml:space="preserve"> %}</w:t>
+              <w:t>endfor %}</w:t>
             </w:r>
             <w:proofErr w:type="gramEnd"/>
           </w:p>
@@ -1117,18 +1153,14 @@
               <w:pStyle w:val="Heading2"/>
               <w:spacing w:before="0" w:line="240" w:lineRule="auto"/>
             </w:pPr>
-            <w:proofErr w:type="spellStart"/>
-            <w:r>
-              <w:t>Zertifizierungen</w:t>
-            </w:r>
-            <w:proofErr w:type="spellEnd"/>
+            <w:r>
+              <w:t xml:space="preserve">Zertifizierungen </w:t>
+            </w:r>
             <w:r>
               <w:t xml:space="preserve"> </w:t>
             </w:r>
-            <w:r>
-              <w:t xml:space="preserve"> </w:t>
-            </w:r>
           </w:p>
+          <w:p/>
           <w:p>
             <w:pPr>
               <w:rPr>
@@ -1210,16 +1242,7 @@
                 <w:sz w:val="22"/>
                 <w:szCs w:val="22"/>
               </w:rPr>
-              <w:t xml:space="preserve">{{ </w:t>
-            </w:r>
-            <w:proofErr w:type="spellStart"/>
-            <w:r>
-              <w:rPr>
-                <w:rFonts w:ascii="Arial" w:hAnsi="Arial" w:cs="Arial"/>
-                <w:sz w:val="22"/>
-                <w:szCs w:val="22"/>
-              </w:rPr>
-              <w:t>cert</w:t>
+              <w:t>{{ cert</w:t>
             </w:r>
             <w:proofErr w:type="gramEnd"/>
             <w:r>
@@ -1237,16 +1260,7 @@
                 <w:sz w:val="22"/>
                 <w:szCs w:val="22"/>
               </w:rPr>
-              <w:t>issuer</w:t>
-            </w:r>
-            <w:proofErr w:type="spellEnd"/>
-            <w:r>
-              <w:rPr>
-                <w:rFonts w:ascii="Arial" w:hAnsi="Arial" w:cs="Arial"/>
-                <w:sz w:val="22"/>
-                <w:szCs w:val="22"/>
-              </w:rPr>
-              <w:t xml:space="preserve"> }</w:t>
+              <w:t>issuer }</w:t>
             </w:r>
             <w:proofErr w:type="gramEnd"/>
             <w:r>
@@ -1274,7 +1288,6 @@
               </w:rPr>
               <w:t xml:space="preserve">{%p </w:t>
             </w:r>
-            <w:proofErr w:type="spellStart"/>
             <w:proofErr w:type="gramStart"/>
             <w:r>
               <w:rPr>
@@ -1282,16 +1295,7 @@
                 <w:sz w:val="22"/>
                 <w:szCs w:val="22"/>
               </w:rPr>
-              <w:t>endfor</w:t>
-            </w:r>
-            <w:proofErr w:type="spellEnd"/>
-            <w:r>
-              <w:rPr>
-                <w:rFonts w:ascii="Arial" w:hAnsi="Arial" w:cs="Arial"/>
-                <w:sz w:val="22"/>
-                <w:szCs w:val="22"/>
-              </w:rPr>
-              <w:t xml:space="preserve"> %}</w:t>
+              <w:t>endfor %}</w:t>
             </w:r>
             <w:proofErr w:type="gramEnd"/>
           </w:p>
@@ -1472,8 +1476,12 @@
       </w:pPr>
     </w:p>
     <w:sectPr>
-      <w:headerReference w:type="default" r:id="rId13"/>
-      <w:footerReference w:type="default" r:id="rId14"/>
+      <w:headerReference w:type="even" r:id="rId13"/>
+      <w:headerReference w:type="default" r:id="rId14"/>
+      <w:footerReference w:type="even" r:id="rId15"/>
+      <w:footerReference w:type="default" r:id="rId16"/>
+      <w:headerReference w:type="first" r:id="rId17"/>
+      <w:footerReference w:type="first" r:id="rId18"/>
       <w:pgSz w:w="12240" w:h="15840"/>
       <w:pgMar w:top="1440" w:right="1440" w:bottom="1440" w:left="1440" w:header="708" w:footer="708" w:gutter="0"/>
       <w:cols w:space="708"/>
@@ -1513,6 +1521,16 @@
   <w:p>
     <w:pPr>
       <w:pStyle w:val="Footer"/>
+    </w:pPr>
+  </w:p>
+</w:ftr>
+</file>
+
+<file path=word/footer2.xml><?xml version="1.0" encoding="utf-8"?>
+<w:ftr xmlns:wpc="http://schemas.microsoft.com/office/word/2010/wordprocessingCanvas" xmlns:cx="http://schemas.microsoft.com/office/drawing/2014/chartex" xmlns:cx1="http://schemas.microsoft.com/office/drawing/2015/9/8/chartex" xmlns:cx2="http://schemas.microsoft.com/office/drawing/2015/10/21/chartex" xmlns:cx3="http://schemas.microsoft.com/office/drawing/2016/5/9/chartex" xmlns:cx4="http://schemas.microsoft.com/office/drawing/2016/5/10/chartex" xmlns:cx5="http://schemas.microsoft.com/office/drawing/2016/5/11/chartex" xmlns:cx6="http://schemas.microsoft.com/office/drawing/2016/5/12/chartex" xmlns:cx7="http://schemas.microsoft.com/office/drawing/2016/5/13/chartex" xmlns:cx8="http://schemas.microsoft.com/office/drawing/2016/5/14/chartex" xmlns:mc="http://schemas.openxmlformats.org/markup-compatibility/2006" xmlns:aink="http://schemas.microsoft.com/office/drawing/2016/ink" xmlns:am3d="http://schemas.microsoft.com/office/drawing/2017/model3d" xmlns:o="urn:schemas-microsoft-com:office:office" xmlns:oel="http://schemas.microsoft.com/office/2019/extlst" xmlns:r="http://schemas.openxmlformats.org/officeDocument/2006/relationships" xmlns:m="http://schemas.openxmlformats.org/officeDocument/2006/math" xmlns:v="urn:schemas-microsoft-com:vml" xmlns:wp14="http://schemas.microsoft.com/office/word/2010/wordprocessingDrawing" xmlns:wp="http://schemas.openxmlformats.org/drawingml/2006/wordprocessingDrawing" xmlns:w10="urn:schemas-microsoft-com:office:word" xmlns:w="http://schemas.openxmlformats.org/wordprocessingml/2006/main" xmlns:w14="http://schemas.microsoft.com/office/word/2010/wordml" xmlns:w15="http://schemas.microsoft.com/office/word/2012/wordml" xmlns:w16cex="http://schemas.microsoft.com/office/word/2018/wordml/cex" xmlns:w16cid="http://schemas.microsoft.com/office/word/2016/wordml/cid" xmlns:w16="http://schemas.microsoft.com/office/word/2018/wordml" xmlns:w16du="http://schemas.microsoft.com/office/word/2023/wordml/word16du" xmlns:w16sdtdh="http://schemas.microsoft.com/office/word/2020/wordml/sdtdatahash" xmlns:w16sdtfl="http://schemas.microsoft.com/office/word/2024/wordml/sdtformatlock" xmlns:w16se="http://schemas.microsoft.com/office/word/2015/wordml/symex" xmlns:wpg="http://schemas.microsoft.com/office/word/2010/wordprocessingGroup" xmlns:wpi="http://schemas.microsoft.com/office/word/2010/wordprocessingInk" xmlns:wne="http://schemas.microsoft.com/office/word/2006/wordml" xmlns:wps="http://schemas.microsoft.com/office/word/2010/wordprocessingShape" mc:Ignorable="w14 w15 w16se w16cid w16 w16cex w16sdtdh w16sdtfl w16du wp14">
+  <w:p>
+    <w:pPr>
+      <w:pStyle w:val="Footer"/>
       <w:rPr>
         <w:rFonts w:ascii="Arial" w:hAnsi="Arial" w:cs="Arial"/>
       </w:rPr>
@@ -1523,7 +1541,23 @@
         <w:sz w:val="18"/>
         <w:szCs w:val="18"/>
       </w:rPr>
-      <w:t>© 2025 NTT DATA, Inc.</w:t>
+      <w:t>© 202</w:t>
+    </w:r>
+    <w:r>
+      <w:rPr>
+        <w:rFonts w:ascii="Arial" w:hAnsi="Arial" w:cs="Arial"/>
+        <w:sz w:val="18"/>
+        <w:szCs w:val="18"/>
+      </w:rPr>
+      <w:t>6</w:t>
+    </w:r>
+    <w:r>
+      <w:rPr>
+        <w:rFonts w:ascii="Arial" w:hAnsi="Arial" w:cs="Arial"/>
+        <w:sz w:val="18"/>
+        <w:szCs w:val="18"/>
+      </w:rPr>
+      <w:t xml:space="preserve"> NTT DATA, Inc.</w:t>
     </w:r>
     <w:r>
       <w:rPr>
@@ -1554,6 +1588,16 @@
       </w:rPr>
       <w:tab/>
     </w:r>
+  </w:p>
+</w:ftr>
+</file>
+
+<file path=word/footer3.xml><?xml version="1.0" encoding="utf-8"?>
+<w:ftr xmlns:wpc="http://schemas.microsoft.com/office/word/2010/wordprocessingCanvas" xmlns:cx="http://schemas.microsoft.com/office/drawing/2014/chartex" xmlns:cx1="http://schemas.microsoft.com/office/drawing/2015/9/8/chartex" xmlns:cx2="http://schemas.microsoft.com/office/drawing/2015/10/21/chartex" xmlns:cx3="http://schemas.microsoft.com/office/drawing/2016/5/9/chartex" xmlns:cx4="http://schemas.microsoft.com/office/drawing/2016/5/10/chartex" xmlns:cx5="http://schemas.microsoft.com/office/drawing/2016/5/11/chartex" xmlns:cx6="http://schemas.microsoft.com/office/drawing/2016/5/12/chartex" xmlns:cx7="http://schemas.microsoft.com/office/drawing/2016/5/13/chartex" xmlns:cx8="http://schemas.microsoft.com/office/drawing/2016/5/14/chartex" xmlns:mc="http://schemas.openxmlformats.org/markup-compatibility/2006" xmlns:aink="http://schemas.microsoft.com/office/drawing/2016/ink" xmlns:am3d="http://schemas.microsoft.com/office/drawing/2017/model3d" xmlns:o="urn:schemas-microsoft-com:office:office" xmlns:oel="http://schemas.microsoft.com/office/2019/extlst" xmlns:r="http://schemas.openxmlformats.org/officeDocument/2006/relationships" xmlns:m="http://schemas.openxmlformats.org/officeDocument/2006/math" xmlns:v="urn:schemas-microsoft-com:vml" xmlns:wp14="http://schemas.microsoft.com/office/word/2010/wordprocessingDrawing" xmlns:wp="http://schemas.openxmlformats.org/drawingml/2006/wordprocessingDrawing" xmlns:w10="urn:schemas-microsoft-com:office:word" xmlns:w="http://schemas.openxmlformats.org/wordprocessingml/2006/main" xmlns:w14="http://schemas.microsoft.com/office/word/2010/wordml" xmlns:w15="http://schemas.microsoft.com/office/word/2012/wordml" xmlns:w16cex="http://schemas.microsoft.com/office/word/2018/wordml/cex" xmlns:w16cid="http://schemas.microsoft.com/office/word/2016/wordml/cid" xmlns:w16="http://schemas.microsoft.com/office/word/2018/wordml" xmlns:w16du="http://schemas.microsoft.com/office/word/2023/wordml/word16du" xmlns:w16sdtdh="http://schemas.microsoft.com/office/word/2020/wordml/sdtdatahash" xmlns:w16sdtfl="http://schemas.microsoft.com/office/word/2024/wordml/sdtformatlock" xmlns:w16se="http://schemas.microsoft.com/office/word/2015/wordml/symex" xmlns:wpg="http://schemas.microsoft.com/office/word/2010/wordprocessingGroup" xmlns:wpi="http://schemas.microsoft.com/office/word/2010/wordprocessingInk" xmlns:wne="http://schemas.microsoft.com/office/word/2006/wordml" xmlns:wps="http://schemas.microsoft.com/office/word/2010/wordprocessingShape" mc:Ignorable="w14 w15 w16se w16cid w16 w16cex w16sdtdh w16sdtfl w16du wp14">
+  <w:p>
+    <w:pPr>
+      <w:pStyle w:val="Footer"/>
+    </w:pPr>
   </w:p>
 </w:ftr>
 </file>
@@ -1589,53 +1633,22 @@
     <w:pPr>
       <w:pStyle w:val="Header"/>
     </w:pPr>
-    <w:r>
-      <w:rPr>
-        <w:noProof/>
-      </w:rPr>
-      <w:drawing>
-        <wp:inline distT="0" distB="0" distL="0" distR="0" wp14:anchorId="3DCCD039" wp14:editId="4D799BB7">
-          <wp:extent cx="1735189" cy="476250"/>
-          <wp:effectExtent l="0" t="0" r="0" b="0"/>
-          <wp:docPr id="1158517748" name="Picture 1" descr="A blue text on a black background&#10;&#10;AI-generated content may be incorrect."/>
-          <wp:cNvGraphicFramePr>
-            <a:graphicFrameLocks xmlns:a="http://schemas.openxmlformats.org/drawingml/2006/main" noChangeAspect="1"/>
-          </wp:cNvGraphicFramePr>
-          <a:graphic xmlns:a="http://schemas.openxmlformats.org/drawingml/2006/main">
-            <a:graphicData uri="http://schemas.openxmlformats.org/drawingml/2006/picture">
-              <pic:pic xmlns:pic="http://schemas.openxmlformats.org/drawingml/2006/picture">
-                <pic:nvPicPr>
-                  <pic:cNvPr id="1158517748" name="Picture 1" descr="A blue text on a black background&#10;&#10;AI-generated content may be incorrect."/>
-                  <pic:cNvPicPr/>
-                </pic:nvPicPr>
-                <pic:blipFill>
-                  <a:blip r:embed="rId1">
-                    <a:extLst>
-                      <a:ext uri="{28A0092B-C50C-407E-A947-70E740481C1C}">
-                        <a14:useLocalDpi xmlns:a14="http://schemas.microsoft.com/office/drawing/2010/main" val="0"/>
-                      </a:ext>
-                    </a:extLst>
-                  </a:blip>
-                  <a:stretch>
-                    <a:fillRect/>
-                  </a:stretch>
-                </pic:blipFill>
-                <pic:spPr>
-                  <a:xfrm>
-                    <a:off x="0" y="0"/>
-                    <a:ext cx="1802081" cy="494610"/>
-                  </a:xfrm>
-                  <a:prstGeom prst="rect">
-                    <a:avLst/>
-                  </a:prstGeom>
-                </pic:spPr>
-              </pic:pic>
-            </a:graphicData>
-          </a:graphic>
-        </wp:inline>
-      </w:drawing>
-    </w:r>
   </w:p>
+</w:hdr>
+</file>
+
+<file path=word/header2.xml><?xml version="1.0" encoding="utf-8"?>
+<w:hdr xmlns:wpc="http://schemas.microsoft.com/office/word/2010/wordprocessingCanvas" xmlns:cx="http://schemas.microsoft.com/office/drawing/2014/chartex" xmlns:cx1="http://schemas.microsoft.com/office/drawing/2015/9/8/chartex" xmlns:cx2="http://schemas.microsoft.com/office/drawing/2015/10/21/chartex" xmlns:cx3="http://schemas.microsoft.com/office/drawing/2016/5/9/chartex" xmlns:cx4="http://schemas.microsoft.com/office/drawing/2016/5/10/chartex" xmlns:cx5="http://schemas.microsoft.com/office/drawing/2016/5/11/chartex" xmlns:cx6="http://schemas.microsoft.com/office/drawing/2016/5/12/chartex" xmlns:cx7="http://schemas.microsoft.com/office/drawing/2016/5/13/chartex" xmlns:cx8="http://schemas.microsoft.com/office/drawing/2016/5/14/chartex" xmlns:mc="http://schemas.openxmlformats.org/markup-compatibility/2006" xmlns:aink="http://schemas.microsoft.com/office/drawing/2016/ink" xmlns:am3d="http://schemas.microsoft.com/office/drawing/2017/model3d" xmlns:o="urn:schemas-microsoft-com:office:office" xmlns:oel="http://schemas.microsoft.com/office/2019/extlst" xmlns:r="http://schemas.openxmlformats.org/officeDocument/2006/relationships" xmlns:m="http://schemas.openxmlformats.org/officeDocument/2006/math" xmlns:v="urn:schemas-microsoft-com:vml" xmlns:wp14="http://schemas.microsoft.com/office/word/2010/wordprocessingDrawing" xmlns:wp="http://schemas.openxmlformats.org/drawingml/2006/wordprocessingDrawing" xmlns:w10="urn:schemas-microsoft-com:office:word" xmlns:w="http://schemas.openxmlformats.org/wordprocessingml/2006/main" xmlns:w14="http://schemas.microsoft.com/office/word/2010/wordml" xmlns:w15="http://schemas.microsoft.com/office/word/2012/wordml" xmlns:w16cex="http://schemas.microsoft.com/office/word/2018/wordml/cex" xmlns:w16cid="http://schemas.microsoft.com/office/word/2016/wordml/cid" xmlns:w16="http://schemas.microsoft.com/office/word/2018/wordml" xmlns:w16du="http://schemas.microsoft.com/office/word/2023/wordml/word16du" xmlns:w16sdtdh="http://schemas.microsoft.com/office/word/2020/wordml/sdtdatahash" xmlns:w16sdtfl="http://schemas.microsoft.com/office/word/2024/wordml/sdtformatlock" xmlns:w16se="http://schemas.microsoft.com/office/word/2015/wordml/symex" xmlns:wpg="http://schemas.microsoft.com/office/word/2010/wordprocessingGroup" xmlns:wpi="http://schemas.microsoft.com/office/word/2010/wordprocessingInk" xmlns:wne="http://schemas.microsoft.com/office/word/2006/wordml" xmlns:wps="http://schemas.microsoft.com/office/word/2010/wordprocessingShape" mc:Ignorable="w14 w15 w16se w16cid w16 w16cex w16sdtdh w16sdtfl w16du wp14">
+  <w:p>
+    <w:pPr>
+      <w:pStyle w:val="Header"/>
+    </w:pPr>
+  </w:p>
+</w:hdr>
+</file>
+
+<file path=word/header3.xml><?xml version="1.0" encoding="utf-8"?>
+<w:hdr xmlns:wpc="http://schemas.microsoft.com/office/word/2010/wordprocessingCanvas" xmlns:cx="http://schemas.microsoft.com/office/drawing/2014/chartex" xmlns:cx1="http://schemas.microsoft.com/office/drawing/2015/9/8/chartex" xmlns:cx2="http://schemas.microsoft.com/office/drawing/2015/10/21/chartex" xmlns:cx3="http://schemas.microsoft.com/office/drawing/2016/5/9/chartex" xmlns:cx4="http://schemas.microsoft.com/office/drawing/2016/5/10/chartex" xmlns:cx5="http://schemas.microsoft.com/office/drawing/2016/5/11/chartex" xmlns:cx6="http://schemas.microsoft.com/office/drawing/2016/5/12/chartex" xmlns:cx7="http://schemas.microsoft.com/office/drawing/2016/5/13/chartex" xmlns:cx8="http://schemas.microsoft.com/office/drawing/2016/5/14/chartex" xmlns:mc="http://schemas.openxmlformats.org/markup-compatibility/2006" xmlns:aink="http://schemas.microsoft.com/office/drawing/2016/ink" xmlns:am3d="http://schemas.microsoft.com/office/drawing/2017/model3d" xmlns:o="urn:schemas-microsoft-com:office:office" xmlns:oel="http://schemas.microsoft.com/office/2019/extlst" xmlns:r="http://schemas.openxmlformats.org/officeDocument/2006/relationships" xmlns:m="http://schemas.openxmlformats.org/officeDocument/2006/math" xmlns:v="urn:schemas-microsoft-com:vml" xmlns:wp14="http://schemas.microsoft.com/office/word/2010/wordprocessingDrawing" xmlns:wp="http://schemas.openxmlformats.org/drawingml/2006/wordprocessingDrawing" xmlns:w10="urn:schemas-microsoft-com:office:word" xmlns:w="http://schemas.openxmlformats.org/wordprocessingml/2006/main" xmlns:w14="http://schemas.microsoft.com/office/word/2010/wordml" xmlns:w15="http://schemas.microsoft.com/office/word/2012/wordml" xmlns:w16cex="http://schemas.microsoft.com/office/word/2018/wordml/cex" xmlns:w16cid="http://schemas.microsoft.com/office/word/2016/wordml/cid" xmlns:w16="http://schemas.microsoft.com/office/word/2018/wordml" xmlns:w16du="http://schemas.microsoft.com/office/word/2023/wordml/word16du" xmlns:w16sdtdh="http://schemas.microsoft.com/office/word/2020/wordml/sdtdatahash" xmlns:w16sdtfl="http://schemas.microsoft.com/office/word/2024/wordml/sdtformatlock" xmlns:w16se="http://schemas.microsoft.com/office/word/2015/wordml/symex" xmlns:wpg="http://schemas.microsoft.com/office/word/2010/wordprocessingGroup" xmlns:wpi="http://schemas.microsoft.com/office/word/2010/wordprocessingInk" xmlns:wne="http://schemas.microsoft.com/office/word/2006/wordml" xmlns:wps="http://schemas.microsoft.com/office/word/2010/wordprocessingShape" mc:Ignorable="w14 w15 w16se w16cid w16 w16cex w16sdtdh w16sdtfl w16du wp14">
   <w:p>
     <w:pPr>
       <w:pStyle w:val="Header"/>

--- a/backend/template/NTT_DATA_Master_Templates_de.docx
+++ b/backend/template/NTT_DATA_Master_Templates_de.docx
@@ -79,14 +79,50 @@
           </w:p>
           <w:p>
             <w:pPr>
+              <w:jc w:val="center"/>
+            </w:pPr>
+            <w:bookmarkStart w:id="0" w:name="PROFILE_PHOTO"/>
+            <w:proofErr w:type="gramStart"/>
+            <w:r>
+              <w:t xml:space="preserve">{{ </w:t>
+            </w:r>
+            <w:proofErr w:type="spellStart"/>
+            <w:r>
+              <w:t>profile</w:t>
+            </w:r>
+            <w:proofErr w:type="gramEnd"/>
+            <w:r>
+              <w:t>_</w:t>
+            </w:r>
+            <w:proofErr w:type="gramStart"/>
+            <w:r>
+              <w:t>pic</w:t>
+            </w:r>
+            <w:proofErr w:type="spellEnd"/>
+            <w:r>
+              <w:t xml:space="preserve"> }</w:t>
+            </w:r>
+            <w:proofErr w:type="gramEnd"/>
+            <w:r>
+              <w:t>}</w:t>
+            </w:r>
+            <w:bookmarkEnd w:id="0"/>
+          </w:p>
+          <w:p>
+            <w:pPr>
               <w:pStyle w:val="Heading2"/>
               <w:spacing w:line="240" w:lineRule="auto"/>
               <w:jc w:val="center"/>
             </w:pPr>
             <w:proofErr w:type="gramStart"/>
             <w:r>
-              <w:t>{{ fullName</w:t>
-            </w:r>
+              <w:t xml:space="preserve">{{ </w:t>
+            </w:r>
+            <w:proofErr w:type="spellStart"/>
+            <w:r>
+              <w:t>fullName</w:t>
+            </w:r>
+            <w:proofErr w:type="spellEnd"/>
             <w:proofErr w:type="gramEnd"/>
             <w:r>
               <w:t xml:space="preserve"> }}</w:t>
@@ -101,9 +137,11 @@
             <w:r>
               <w:t xml:space="preserve">{{ </w:t>
             </w:r>
+            <w:proofErr w:type="spellStart"/>
             <w:r>
               <w:t>jobTitle</w:t>
             </w:r>
+            <w:proofErr w:type="spellEnd"/>
             <w:proofErr w:type="gramEnd"/>
             <w:r>
               <w:t xml:space="preserve"> </w:t>
@@ -347,8 +385,18 @@
                 <w:sz w:val="22"/>
                 <w:szCs w:val="22"/>
               </w:rPr>
-              <w:t>{{ profSummary</w:t>
-            </w:r>
+              <w:t xml:space="preserve">{{ </w:t>
+            </w:r>
+            <w:proofErr w:type="spellStart"/>
+            <w:r>
+              <w:rPr>
+                <w:rFonts w:ascii="Arial" w:hAnsi="Arial" w:cs="Arial"/>
+                <w:sz w:val="22"/>
+                <w:szCs w:val="22"/>
+              </w:rPr>
+              <w:t>profSummary</w:t>
+            </w:r>
+            <w:proofErr w:type="spellEnd"/>
             <w:proofErr w:type="gramEnd"/>
             <w:r>
               <w:rPr>
@@ -376,6 +424,7 @@
               </w:rPr>
               <w:t xml:space="preserve">{%p </w:t>
             </w:r>
+            <w:proofErr w:type="spellStart"/>
             <w:proofErr w:type="gramStart"/>
             <w:r>
               <w:rPr>
@@ -383,7 +432,16 @@
                 <w:sz w:val="22"/>
                 <w:szCs w:val="22"/>
               </w:rPr>
-              <w:t>endfor %}</w:t>
+              <w:t>endfor</w:t>
+            </w:r>
+            <w:proofErr w:type="spellEnd"/>
+            <w:r>
+              <w:rPr>
+                <w:rFonts w:ascii="Arial" w:hAnsi="Arial" w:cs="Arial"/>
+                <w:sz w:val="22"/>
+                <w:szCs w:val="22"/>
+              </w:rPr>
+              <w:t xml:space="preserve"> %}</w:t>
             </w:r>
             <w:proofErr w:type="gramEnd"/>
           </w:p>
@@ -500,20 +558,38 @@
                     <w:framePr w:hSpace="180" w:wrap="around" w:hAnchor="margin" w:y="435"/>
                     <w:spacing w:before="0" w:after="0" w:line="240" w:lineRule="auto"/>
                   </w:pPr>
+                  <w:proofErr w:type="spellStart"/>
                   <w:r>
-                    <w:t>Primäre Fähigkeiten</w:t>
+                    <w:t>Primäre</w:t>
                   </w:r>
+                  <w:proofErr w:type="spellEnd"/>
+                  <w:r>
+                    <w:t xml:space="preserve"> </w:t>
+                  </w:r>
+                  <w:proofErr w:type="spellStart"/>
+                  <w:r>
+                    <w:t>Fähigkeiten</w:t>
+                  </w:r>
+                  <w:proofErr w:type="spellEnd"/>
                 </w:p>
                 <w:p>
                   <w:pPr>
                     <w:framePr w:hSpace="180" w:wrap="around" w:hAnchor="margin" w:y="435"/>
                   </w:pPr>
                   <w:r>
-                    <w:t>{%p for skill in technicalSkills.</w:t>
+                    <w:t xml:space="preserve">{%p for skill in </w:t>
+                  </w:r>
+                  <w:proofErr w:type="spellStart"/>
+                  <w:r>
+                    <w:t>technicalSkills.</w:t>
                   </w:r>
                   <w:proofErr w:type="gramStart"/>
                   <w:r>
-                    <w:t>primary%}</w:t>
+                    <w:t>primary</w:t>
+                  </w:r>
+                  <w:proofErr w:type="spellEnd"/>
+                  <w:r>
+                    <w:t>%}</w:t>
                   </w:r>
                   <w:proofErr w:type="gramEnd"/>
                 </w:p>
@@ -528,7 +604,11 @@
                   </w:pPr>
                   <w:proofErr w:type="gramStart"/>
                   <w:r>
-                    <w:t>{{ skill</w:t>
+                    <w:t xml:space="preserve">{{ </w:t>
+                  </w:r>
+                  <w:proofErr w:type="spellStart"/>
+                  <w:r>
+                    <w:t>skill</w:t>
                   </w:r>
                   <w:proofErr w:type="gramEnd"/>
                   <w:r>
@@ -536,7 +616,11 @@
                   </w:r>
                   <w:proofErr w:type="gramStart"/>
                   <w:r>
-                    <w:t>skillName }</w:t>
+                    <w:t>skillName</w:t>
+                  </w:r>
+                  <w:proofErr w:type="spellEnd"/>
+                  <w:r>
+                    <w:t xml:space="preserve"> }</w:t>
                   </w:r>
                   <w:proofErr w:type="gramEnd"/>
                   <w:r>
@@ -550,9 +634,14 @@
                   <w:r>
                     <w:t xml:space="preserve">{%p </w:t>
                   </w:r>
+                  <w:proofErr w:type="spellStart"/>
                   <w:proofErr w:type="gramStart"/>
                   <w:r>
-                    <w:t>endfor %}</w:t>
+                    <w:t>endfor</w:t>
+                  </w:r>
+                  <w:proofErr w:type="spellEnd"/>
+                  <w:r>
+                    <w:t xml:space="preserve"> %}</w:t>
                   </w:r>
                   <w:proofErr w:type="gramEnd"/>
                 </w:p>
@@ -562,20 +651,38 @@
                     <w:framePr w:hSpace="180" w:wrap="around" w:hAnchor="margin" w:y="435"/>
                     <w:spacing w:before="0" w:after="0" w:line="240" w:lineRule="auto"/>
                   </w:pPr>
+                  <w:proofErr w:type="spellStart"/>
                   <w:r>
-                    <w:t>Sekundäre Fähigkeiten</w:t>
+                    <w:t>Sekundäre</w:t>
                   </w:r>
+                  <w:proofErr w:type="spellEnd"/>
+                  <w:r>
+                    <w:t xml:space="preserve"> </w:t>
+                  </w:r>
+                  <w:proofErr w:type="spellStart"/>
+                  <w:r>
+                    <w:t>Fähigkeiten</w:t>
+                  </w:r>
+                  <w:proofErr w:type="spellEnd"/>
                 </w:p>
                 <w:p>
                   <w:pPr>
                     <w:framePr w:hSpace="180" w:wrap="around" w:hAnchor="margin" w:y="435"/>
                   </w:pPr>
                   <w:r>
-                    <w:t>{%p for skill in technicalSkills.</w:t>
+                    <w:t xml:space="preserve">{%p for skill in </w:t>
+                  </w:r>
+                  <w:proofErr w:type="spellStart"/>
+                  <w:r>
+                    <w:t>technicalSkills.</w:t>
                   </w:r>
                   <w:proofErr w:type="gramStart"/>
                   <w:r>
-                    <w:t>secondary%}</w:t>
+                    <w:t>secondary</w:t>
+                  </w:r>
+                  <w:proofErr w:type="spellEnd"/>
+                  <w:r>
+                    <w:t>%}</w:t>
                   </w:r>
                   <w:proofErr w:type="gramEnd"/>
                 </w:p>
@@ -590,7 +697,11 @@
                   </w:pPr>
                   <w:proofErr w:type="gramStart"/>
                   <w:r>
-                    <w:t>{{ skill</w:t>
+                    <w:t xml:space="preserve">{{ </w:t>
+                  </w:r>
+                  <w:proofErr w:type="spellStart"/>
+                  <w:r>
+                    <w:t>skill</w:t>
                   </w:r>
                   <w:proofErr w:type="gramEnd"/>
                   <w:r>
@@ -598,7 +709,11 @@
                   </w:r>
                   <w:proofErr w:type="gramStart"/>
                   <w:r>
-                    <w:t>skillName }</w:t>
+                    <w:t>skillName</w:t>
+                  </w:r>
+                  <w:proofErr w:type="spellEnd"/>
+                  <w:r>
+                    <w:t xml:space="preserve"> }</w:t>
                   </w:r>
                   <w:proofErr w:type="gramEnd"/>
                   <w:r>
@@ -612,9 +727,14 @@
                   <w:r>
                     <w:t xml:space="preserve">{%p </w:t>
                   </w:r>
+                  <w:proofErr w:type="spellStart"/>
                   <w:proofErr w:type="gramStart"/>
                   <w:r>
-                    <w:t>endfor %}</w:t>
+                    <w:t>endfor</w:t>
+                  </w:r>
+                  <w:proofErr w:type="spellEnd"/>
+                  <w:r>
+                    <w:t xml:space="preserve"> %}</w:t>
                   </w:r>
                   <w:proofErr w:type="gramEnd"/>
                 </w:p>
@@ -710,9 +830,11 @@
               <w:pStyle w:val="Heading2"/>
               <w:spacing w:before="0" w:after="0" w:line="240" w:lineRule="auto"/>
             </w:pPr>
+            <w:proofErr w:type="spellStart"/>
             <w:r>
               <w:t>Berufserfahrung</w:t>
             </w:r>
+            <w:proofErr w:type="spellEnd"/>
           </w:p>
           <w:p/>
           <w:p>
@@ -738,7 +860,11 @@
             </w:r>
             <w:proofErr w:type="gramStart"/>
             <w:r>
-              <w:t>{{ exp</w:t>
+              <w:t xml:space="preserve">{{ </w:t>
+            </w:r>
+            <w:proofErr w:type="spellStart"/>
+            <w:r>
+              <w:t>exp</w:t>
             </w:r>
             <w:proofErr w:type="gramEnd"/>
             <w:r>
@@ -746,7 +872,11 @@
             </w:r>
             <w:proofErr w:type="gramStart"/>
             <w:r>
-              <w:t>company }</w:t>
+              <w:t>company</w:t>
+            </w:r>
+            <w:proofErr w:type="spellEnd"/>
+            <w:r>
+              <w:t xml:space="preserve"> }</w:t>
             </w:r>
             <w:proofErr w:type="gramEnd"/>
             <w:r>
@@ -754,7 +884,11 @@
             </w:r>
             <w:proofErr w:type="gramStart"/>
             <w:r>
-              <w:t xml:space="preserve">   {{ exp</w:t>
+              <w:t xml:space="preserve">   {{ </w:t>
+            </w:r>
+            <w:proofErr w:type="spellStart"/>
+            <w:r>
+              <w:t>exp</w:t>
             </w:r>
             <w:proofErr w:type="gramEnd"/>
             <w:r>
@@ -762,7 +896,11 @@
             </w:r>
             <w:proofErr w:type="gramStart"/>
             <w:r>
-              <w:t>startDate }</w:t>
+              <w:t>startDate</w:t>
+            </w:r>
+            <w:proofErr w:type="spellEnd"/>
+            <w:r>
+              <w:t xml:space="preserve"> }</w:t>
             </w:r>
             <w:proofErr w:type="gramEnd"/>
             <w:r>
@@ -770,7 +908,11 @@
             </w:r>
             <w:proofErr w:type="gramStart"/>
             <w:r>
-              <w:t>{{ exp</w:t>
+              <w:t xml:space="preserve">{{ </w:t>
+            </w:r>
+            <w:proofErr w:type="spellStart"/>
+            <w:r>
+              <w:t>exp</w:t>
             </w:r>
             <w:proofErr w:type="gramEnd"/>
             <w:r>
@@ -778,7 +920,11 @@
             </w:r>
             <w:proofErr w:type="gramStart"/>
             <w:r>
-              <w:t>endDate }</w:t>
+              <w:t>endDate</w:t>
+            </w:r>
+            <w:proofErr w:type="spellEnd"/>
+            <w:r>
+              <w:t xml:space="preserve"> }</w:t>
             </w:r>
             <w:proofErr w:type="gramEnd"/>
             <w:r>
@@ -798,7 +944,11 @@
             </w:r>
             <w:proofErr w:type="gramStart"/>
             <w:r>
-              <w:t>{{ exp</w:t>
+              <w:t xml:space="preserve">{{ </w:t>
+            </w:r>
+            <w:proofErr w:type="spellStart"/>
+            <w:r>
+              <w:t>exp</w:t>
             </w:r>
             <w:proofErr w:type="gramEnd"/>
             <w:r>
@@ -806,7 +956,11 @@
             </w:r>
             <w:proofErr w:type="gramStart"/>
             <w:r>
-              <w:t>title }</w:t>
+              <w:t>title</w:t>
+            </w:r>
+            <w:proofErr w:type="spellEnd"/>
+            <w:r>
+              <w:t xml:space="preserve"> }</w:t>
             </w:r>
             <w:proofErr w:type="gramEnd"/>
             <w:r>
@@ -819,7 +973,6 @@
                 <w:b/>
                 <w:bCs/>
               </w:rPr>
-              <w:lastRenderedPageBreak/>
               <w:t>Client</w:t>
             </w:r>
             <w:r>
@@ -827,7 +980,11 @@
             </w:r>
             <w:proofErr w:type="gramStart"/>
             <w:r>
-              <w:t>{{ exp</w:t>
+              <w:t xml:space="preserve">{{ </w:t>
+            </w:r>
+            <w:proofErr w:type="spellStart"/>
+            <w:r>
+              <w:t>exp</w:t>
             </w:r>
             <w:proofErr w:type="gramEnd"/>
             <w:r>
@@ -835,7 +992,11 @@
             </w:r>
             <w:proofErr w:type="gramStart"/>
             <w:r>
-              <w:t>clients }</w:t>
+              <w:t>clients</w:t>
+            </w:r>
+            <w:proofErr w:type="spellEnd"/>
+            <w:r>
+              <w:t xml:space="preserve"> }</w:t>
             </w:r>
             <w:proofErr w:type="gramEnd"/>
             <w:r>
@@ -855,7 +1016,11 @@
             </w:r>
             <w:proofErr w:type="gramStart"/>
             <w:r>
-              <w:t>{{ exp</w:t>
+              <w:t xml:space="preserve">{{ </w:t>
+            </w:r>
+            <w:proofErr w:type="spellStart"/>
+            <w:r>
+              <w:t>exp</w:t>
             </w:r>
             <w:proofErr w:type="gramEnd"/>
             <w:r>
@@ -863,7 +1028,11 @@
             </w:r>
             <w:proofErr w:type="gramStart"/>
             <w:r>
-              <w:t>projectName }</w:t>
+              <w:t>projectName</w:t>
+            </w:r>
+            <w:proofErr w:type="spellEnd"/>
+            <w:r>
+              <w:t xml:space="preserve"> }</w:t>
             </w:r>
             <w:proofErr w:type="gramEnd"/>
             <w:r>
@@ -883,7 +1052,11 @@
             </w:r>
             <w:proofErr w:type="gramStart"/>
             <w:r>
-              <w:t>{{ exp</w:t>
+              <w:t xml:space="preserve">{{ </w:t>
+            </w:r>
+            <w:proofErr w:type="spellStart"/>
+            <w:r>
+              <w:t>exp</w:t>
             </w:r>
             <w:proofErr w:type="gramEnd"/>
             <w:r>
@@ -891,7 +1064,11 @@
             </w:r>
             <w:proofErr w:type="gramStart"/>
             <w:r>
-              <w:t>projectDescription }</w:t>
+              <w:t>projectDescription</w:t>
+            </w:r>
+            <w:proofErr w:type="spellEnd"/>
+            <w:r>
+              <w:t xml:space="preserve"> }</w:t>
             </w:r>
             <w:proofErr w:type="gramEnd"/>
             <w:r>
@@ -914,6 +1091,7 @@
             <w:r>
               <w:t xml:space="preserve">{%p for item in </w:t>
             </w:r>
+            <w:proofErr w:type="spellStart"/>
             <w:proofErr w:type="gramStart"/>
             <w:r>
               <w:t>exp.</w:t>
@@ -921,6 +1099,7 @@
             <w:r>
               <w:t>achievements</w:t>
             </w:r>
+            <w:proofErr w:type="spellEnd"/>
             <w:proofErr w:type="gramEnd"/>
             <w:r>
               <w:t xml:space="preserve"> %}</w:t>
@@ -947,9 +1126,14 @@
             <w:r>
               <w:t xml:space="preserve">{%p </w:t>
             </w:r>
+            <w:proofErr w:type="spellStart"/>
             <w:proofErr w:type="gramStart"/>
             <w:r>
-              <w:t>endfor %}</w:t>
+              <w:t>endfor</w:t>
+            </w:r>
+            <w:proofErr w:type="spellEnd"/>
+            <w:r>
+              <w:t xml:space="preserve"> %}</w:t>
             </w:r>
             <w:proofErr w:type="gramEnd"/>
           </w:p>
@@ -958,9 +1142,14 @@
             <w:r>
               <w:t xml:space="preserve">{%p </w:t>
             </w:r>
+            <w:proofErr w:type="spellStart"/>
             <w:proofErr w:type="gramStart"/>
             <w:r>
-              <w:t>endfor %}</w:t>
+              <w:t>endfor</w:t>
+            </w:r>
+            <w:proofErr w:type="spellEnd"/>
+            <w:r>
+              <w:t xml:space="preserve"> %}</w:t>
             </w:r>
             <w:proofErr w:type="gramEnd"/>
           </w:p>
@@ -1040,9 +1229,11 @@
               <w:pStyle w:val="Heading2"/>
               <w:spacing w:before="0" w:after="0" w:line="240" w:lineRule="auto"/>
             </w:pPr>
+            <w:proofErr w:type="spellStart"/>
             <w:r>
               <w:t>Ausbildung</w:t>
             </w:r>
+            <w:proofErr w:type="spellEnd"/>
           </w:p>
           <w:p/>
           <w:p>
@@ -1093,6 +1284,7 @@
             <w:r>
               <w:t xml:space="preserve">{{ </w:t>
             </w:r>
+            <w:proofErr w:type="spellStart"/>
             <w:r>
               <w:t>education</w:t>
             </w:r>
@@ -1102,7 +1294,11 @@
             </w:r>
             <w:proofErr w:type="gramStart"/>
             <w:r>
-              <w:t xml:space="preserve">degree </w:t>
+              <w:t>degree</w:t>
+            </w:r>
+            <w:proofErr w:type="spellEnd"/>
+            <w:r>
+              <w:t xml:space="preserve"> </w:t>
             </w:r>
             <w:r>
               <w:t xml:space="preserve"> }</w:t>
@@ -1121,6 +1317,7 @@
             <w:r>
               <w:t xml:space="preserve"> {{ </w:t>
             </w:r>
+            <w:proofErr w:type="spellStart"/>
             <w:r>
               <w:t>education</w:t>
             </w:r>
@@ -1130,7 +1327,11 @@
             </w:r>
             <w:proofErr w:type="gramStart"/>
             <w:r>
-              <w:t>field }</w:t>
+              <w:t>field</w:t>
+            </w:r>
+            <w:proofErr w:type="spellEnd"/>
+            <w:r>
+              <w:t xml:space="preserve"> }</w:t>
             </w:r>
             <w:proofErr w:type="gramEnd"/>
             <w:r>
@@ -1141,9 +1342,14 @@
             <w:r>
               <w:t xml:space="preserve">{%p </w:t>
             </w:r>
+            <w:proofErr w:type="spellStart"/>
             <w:proofErr w:type="gramStart"/>
             <w:r>
-              <w:t>endfor %}</w:t>
+              <w:t>endfor</w:t>
+            </w:r>
+            <w:proofErr w:type="spellEnd"/>
+            <w:r>
+              <w:t xml:space="preserve"> %}</w:t>
             </w:r>
             <w:proofErr w:type="gramEnd"/>
           </w:p>
@@ -1153,8 +1359,13 @@
               <w:pStyle w:val="Heading2"/>
               <w:spacing w:before="0" w:line="240" w:lineRule="auto"/>
             </w:pPr>
-            <w:r>
-              <w:t xml:space="preserve">Zertifizierungen </w:t>
+            <w:proofErr w:type="spellStart"/>
+            <w:r>
+              <w:t>Zertifizierungen</w:t>
+            </w:r>
+            <w:proofErr w:type="spellEnd"/>
+            <w:r>
+              <w:t xml:space="preserve"> </w:t>
             </w:r>
             <w:r>
               <w:t xml:space="preserve"> </w:t>
@@ -1242,7 +1453,16 @@
                 <w:sz w:val="22"/>
                 <w:szCs w:val="22"/>
               </w:rPr>
-              <w:t>{{ cert</w:t>
+              <w:t xml:space="preserve">{{ </w:t>
+            </w:r>
+            <w:proofErr w:type="spellStart"/>
+            <w:r>
+              <w:rPr>
+                <w:rFonts w:ascii="Arial" w:hAnsi="Arial" w:cs="Arial"/>
+                <w:sz w:val="22"/>
+                <w:szCs w:val="22"/>
+              </w:rPr>
+              <w:t>cert</w:t>
             </w:r>
             <w:proofErr w:type="gramEnd"/>
             <w:r>
@@ -1260,7 +1480,16 @@
                 <w:sz w:val="22"/>
                 <w:szCs w:val="22"/>
               </w:rPr>
-              <w:t>issuer }</w:t>
+              <w:t>issuer</w:t>
+            </w:r>
+            <w:proofErr w:type="spellEnd"/>
+            <w:r>
+              <w:rPr>
+                <w:rFonts w:ascii="Arial" w:hAnsi="Arial" w:cs="Arial"/>
+                <w:sz w:val="22"/>
+                <w:szCs w:val="22"/>
+              </w:rPr>
+              <w:t xml:space="preserve"> }</w:t>
             </w:r>
             <w:proofErr w:type="gramEnd"/>
             <w:r>
@@ -1288,6 +1517,7 @@
               </w:rPr>
               <w:t xml:space="preserve">{%p </w:t>
             </w:r>
+            <w:proofErr w:type="spellStart"/>
             <w:proofErr w:type="gramStart"/>
             <w:r>
               <w:rPr>
@@ -1295,7 +1525,16 @@
                 <w:sz w:val="22"/>
                 <w:szCs w:val="22"/>
               </w:rPr>
-              <w:t>endfor %}</w:t>
+              <w:t>endfor</w:t>
+            </w:r>
+            <w:proofErr w:type="spellEnd"/>
+            <w:r>
+              <w:rPr>
+                <w:rFonts w:ascii="Arial" w:hAnsi="Arial" w:cs="Arial"/>
+                <w:sz w:val="22"/>
+                <w:szCs w:val="22"/>
+              </w:rPr>
+              <w:t xml:space="preserve"> %}</w:t>
             </w:r>
             <w:proofErr w:type="gramEnd"/>
           </w:p>
@@ -5953,6 +6192,15 @@
 </file>
 
 <file path=customXml/item1.xml><?xml version="1.0" encoding="utf-8"?>
+<?mso-contentType ?>
+<FormTemplates xmlns="http://schemas.microsoft.com/sharepoint/v3/contenttype/forms">
+  <Display>DocumentLibraryForm</Display>
+  <Edit>DocumentLibraryForm</Edit>
+  <New>DocumentLibraryForm</New>
+</FormTemplates>
+</file>
+
+<file path=customXml/item2.xml><?xml version="1.0" encoding="utf-8"?>
 <ct:contentTypeSchema xmlns:ct="http://schemas.microsoft.com/office/2006/metadata/contentType" xmlns:ma="http://schemas.microsoft.com/office/2006/metadata/properties/metaAttributes" ct:_="" ma:_="" ma:contentTypeName="Document" ma:contentTypeID="0x0101001E38EA68A930BD46B01877FE0E57C759" ma:contentTypeVersion="16" ma:contentTypeDescription="Create a new document." ma:contentTypeScope="" ma:versionID="b6cd807e6e26a14c07b7465fe5f5751a">
   <xsd:schema xmlns:xsd="http://www.w3.org/2001/XMLSchema" xmlns:xs="http://www.w3.org/2001/XMLSchema" xmlns:p="http://schemas.microsoft.com/office/2006/metadata/properties" xmlns:ns2="825b4f20-597c-4909-bc0b-368dce048b6f" xmlns:ns3="88277476-d7b8-4914-a8c1-9da81a4263ec" targetNamespace="http://schemas.microsoft.com/office/2006/metadata/properties" ma:root="true" ma:fieldsID="5b294db8e546cc00891ba7de715fede2" ns2:_="" ns3:_="">
     <xsd:import namespace="825b4f20-597c-4909-bc0b-368dce048b6f"/>
@@ -6179,15 +6427,6 @@
 </ct:contentTypeSchema>
 </file>
 
-<file path=customXml/item2.xml><?xml version="1.0" encoding="utf-8"?>
-<?mso-contentType ?>
-<FormTemplates xmlns="http://schemas.microsoft.com/sharepoint/v3/contenttype/forms">
-  <Display>DocumentLibraryForm</Display>
-  <Edit>DocumentLibraryForm</Edit>
-  <New>DocumentLibraryForm</New>
-</FormTemplates>
-</file>
-
 <file path=customXml/item3.xml><?xml version="1.0" encoding="utf-8"?>
 <p:properties xmlns:p="http://schemas.microsoft.com/office/2006/metadata/properties" xmlns:xsi="http://www.w3.org/2001/XMLSchema-instance" xmlns:pc="http://schemas.microsoft.com/office/infopath/2007/PartnerControls">
   <documentManagement>
@@ -6200,6 +6439,14 @@
 </file>
 
 <file path=customXml/itemProps1.xml><?xml version="1.0" encoding="utf-8"?>
+<ds:datastoreItem xmlns:ds="http://schemas.openxmlformats.org/officeDocument/2006/customXml" ds:itemID="{1BA90A2F-8B0E-4DA6-B84C-5650BE5F9A62}">
+  <ds:schemaRefs>
+    <ds:schemaRef ds:uri="http://schemas.microsoft.com/sharepoint/v3/contenttype/forms"/>
+  </ds:schemaRefs>
+</ds:datastoreItem>
+</file>
+
+<file path=customXml/itemProps2.xml><?xml version="1.0" encoding="utf-8"?>
 <ds:datastoreItem xmlns:ds="http://schemas.openxmlformats.org/officeDocument/2006/customXml" ds:itemID="{348A0A66-D218-45F0-B01F-7FA602CD2750}">
   <ds:schemaRefs>
     <ds:schemaRef ds:uri="http://schemas.microsoft.com/office/2006/metadata/contentType"/>
@@ -6218,14 +6465,6 @@
 </ds:datastoreItem>
 </file>
 
-<file path=customXml/itemProps2.xml><?xml version="1.0" encoding="utf-8"?>
-<ds:datastoreItem xmlns:ds="http://schemas.openxmlformats.org/officeDocument/2006/customXml" ds:itemID="{1BA90A2F-8B0E-4DA6-B84C-5650BE5F9A62}">
-  <ds:schemaRefs>
-    <ds:schemaRef ds:uri="http://schemas.microsoft.com/sharepoint/v3/contenttype/forms"/>
-  </ds:schemaRefs>
-</ds:datastoreItem>
-</file>
-
 <file path=customXml/itemProps3.xml><?xml version="1.0" encoding="utf-8"?>
 <ds:datastoreItem xmlns:ds="http://schemas.openxmlformats.org/officeDocument/2006/customXml" ds:itemID="{94ACB0AA-19CB-4A86-8E58-EBBD44A97BCC}">
   <ds:schemaRefs>
